--- a/de/wisdom-stories/beyond-the-cotton-field.docx
+++ b/de/wisdom-stories/beyond-the-cotton-field.docx
@@ -196,7 +196,7 @@
         <w:rPr>
           <w:lang/>
         </w:rPr>
-        <w:t>Bis dahin hatten wir nicht einmal davon geträumt, weiterzulernen oder einen anderen Beruf auszuüben als den Baumwollanbau. Wir glaubten, vor uns liege nur ein einziger Weg: der zum Baumwollfeld.</w:t>
+        <w:t>Bis dahin hatten wir nicht einmal davon geträumt, weiterzulernen oder einen anderen Beruf zu ergreifen, statt auf den Baumwollfeldern zu arbeiten. Wir glaubten, vor uns liege nur ein einziger Weg: der zum Baumwollfeld.</w:t>
       </w:r>
     </w:p>
     <w:p>
